--- a/40_DOCS/Supervisor_Drafts/Doc_5_Cross_Cutting.docx
+++ b/40_DOCS/Supervisor_Drafts/Doc_5_Cross_Cutting.docx
@@ -91,7 +91,7 @@
         <w:jc w:val="left"/>
       </w:pPr>
       <w:r>
-        <w:t>The aging check compares both raw within-player age changes and the pooled profiles used by the model. In the recorded comparison across sixteen ages, none of the forward age differences and one of the defence differences met the test's significance threshold. These small counts are consistent with stable profiles, but an imprecise test can also fail to detect a real change. They do not establish that future-era players are perfect substitutes for those available at every historical valuation date.</w:t>
+        <w:t>The implemented aging check compares observed within-player changes in WAR per 82 games between 2007-2015 and 2016-2025. Across sixteen ages, none of the forward differences and one of the defence differences met the test's significance threshold. This is limited evidence of changes in the observed aging pattern between eras. Although the script's description also proposes comparing the model's pooled age profiles, that second comparison was not implemented. The reported counts therefore apply only to the observed age changes. An imprecise test can miss real differences, and these results do not measure the effect of full-panel estimation on historical valuations.</w:t>
       </w:r>
     </w:p>
     <w:p>

--- a/40_DOCS/Supervisor_Drafts/Doc_5_Cross_Cutting.docx
+++ b/40_DOCS/Supervisor_Drafts/Doc_5_Cross_Cutting.docx
@@ -18,7 +18,7 @@
         <w:jc w:val="left"/>
       </w:pPr>
       <w:r>
-        <w:t>The project can now estimate player-contract surplus and historical draft yield. It cannot yet establish systematic mispricing across completed trades: the prospect pillar, trade-date pick pricing, and parts of the back-test remain unfinished. The main questions concern what information enters a valuation, what its comparisons actually test, and which missing features could explain an apparent pricing error.</w:t>
+        <w:t>The project estimates player-contract surplus and historical draft yield. Trade-date pick pricing, the prospect pillar, and parts of the combined back-test remain unfinished. This document explains what the completed estimates measure, where later information still enters, and which assumptions could produce an apparent pricing error.</w:t>
       </w:r>
     </w:p>
     <w:p>
@@ -46,61 +46,70 @@
         <w:jc w:val="left"/>
       </w:pPr>
       <w:r>
-        <w:t>The fitted model still uses later observations. Aging profiles, market prices, and exit probabilities are estimated once from a shared sample and applied to earlier decisions. A valuation dated 2019 can therefore use parameters partly estimated from post-2019 seasons. It is a retrospective valuation under common parameters, not a fully real-time historical forecast.</w:t>
-      </w:r>
-    </w:p>
-    <w:p>
-      <w:pPr>
-        <w:spacing w:after="200"/>
-        <w:jc w:val="left"/>
-      </w:pPr>
-      <w:r>
-        <w:t>There is also a player-specific route through the aging model. The target player is excluded from the direct comparable weights, but remains in the pooled profiles used to stabilize the projection. His later seasons can enter those averages. The size of that indirect effect has not been measured.</w:t>
-      </w:r>
-    </w:p>
-    <w:p>
-      <w:pPr>
-        <w:spacing w:after="200"/>
-        <w:jc w:val="left"/>
-      </w:pPr>
-      <w:r>
-        <w:t>Two different tests would address these exposures. Leaving the target player's entire career out of the pooled profiles would isolate his indirect contribution. Re-estimating the profiles using only seasons before a valuation date would also remove later information about other players. The first is a test of self-inclusion; the second is a test of historical availability. Passing one would not establish the other.</w:t>
-      </w:r>
-    </w:p>
-    <w:p>
-      <w:pPr>
-        <w:spacing w:after="200"/>
-        <w:jc w:val="left"/>
-      </w:pPr>
-      <w:r>
-        <w:t>The same distinction applies to salaries. A trailing production measure is dated correctly, but the rate used to price it can still be estimated from contracts signed later. Treating that rate as a stable market parameter is a substantive assumption. It is reasonable to study it, but it changes the claim from what a club could have calculated then to what the common fitted model assigns retrospectively.</w:t>
-      </w:r>
-    </w:p>
-    <w:p>
-      <w:pPr>
-        <w:spacing w:after="200"/>
-        <w:jc w:val="left"/>
-      </w:pPr>
-      <w:r>
-        <w:t>Early- and late-period aging estimates have been compared, with limited evidence of differences in the tested age profiles. That is useful evidence about stability. It does not recreate the estimates available at each historical date or prove that using the full sample has no effect. The exit model still lacks an equivalent split-period check.</w:t>
-      </w:r>
-    </w:p>
-    <w:p>
-      <w:pPr>
-        <w:spacing w:after="200"/>
-        <w:jc w:val="left"/>
-      </w:pPr>
-      <w:r>
-        <w:t>The implemented aging check compares observed within-player changes in WAR per 82 games between 2007-2015 and 2016-2025. Across sixteen ages, none of the forward differences and one of the defence differences met the test's significance threshold. This is limited evidence of changes in the observed aging pattern between eras. Although the script's description also proposes comparing the model's pooled age profiles, that second comparison was not implemented. The reported counts therefore apply only to the observed age changes. An imprecise test can miss real differences, and these results do not measure the effect of full-panel estimation on historical valuations.</w:t>
-      </w:r>
-    </w:p>
-    <w:p>
-      <w:pPr>
-        <w:spacing w:after="200"/>
-        <w:jc w:val="left"/>
-      </w:pPr>
-      <w:r>
-        <w:t>The Game Value shot model has a related limitation. It was tested on held-out seasons, then refitted on all regular-season data to produce the expected goals used by the metric. The reported 58.3% team-season agreement therefore describes the historical sample; it is not performance on wholly unseen games. Estimating the adjusted Game Value variant separately by season does not remove that shared shot-model exposure.</w:t>
+        <w:t>The fitted estimates use a broader information set than the player's baseline. Aging patterns, market prices, and exit probabilities are fitted on shared historical data and applied to earlier decisions. A 2019 valuation can therefore use parameters estimated partly from seasons after 2019. It describes value under the common fitted model rather than a forecast a club could have produced using only its information in 2019.</w:t>
+      </w:r>
+    </w:p>
+    <w:p>
+      <w:pPr>
+        <w:spacing w:after="200"/>
+        <w:jc w:val="left"/>
+      </w:pPr>
+      <w:r>
+        <w:t>The target player's own later seasons can also enter indirectly. His career has zero weight among the direct comparables, but remains in the position-and-age averages used to stabilize the projection. The effect of that self-inclusion on historical valuations has not been isolated.</w:t>
+      </w:r>
+    </w:p>
+    <w:p>
+      <w:pPr>
+        <w:spacing w:after="200"/>
+        <w:jc w:val="left"/>
+      </w:pPr>
+      <w:r>
+        <w:t>Two comparisons would help separate these effects. First, value the same contracts with and without the target's career in the training data, holding the remaining data fixed. Second, compare full-panel estimates with estimates built only from seasons available at each valuation date. The first measures self-inclusion; the second measures the effect of later observations more broadly.</w:t>
+      </w:r>
+    </w:p>
+    <w:p>
+      <w:pPr>
+        <w:spacing w:after="200"/>
+        <w:jc w:val="left"/>
+      </w:pPr>
+      <w:r>
+        <w:t>The target-specific yardstick experiment used both whole-career exclusions and historical training windows. It compared two weighting approaches within those designs and found slightly larger errors with the target-specific yardstick. It did not measure how much the production model's full-panel estimates change historical contract values.</w:t>
+      </w:r>
+    </w:p>
+    <w:p>
+      <w:pPr>
+        <w:spacing w:after="200"/>
+        <w:jc w:val="left"/>
+      </w:pPr>
+      <w:r>
+        <w:t>Salary estimation has the same timing issue. A player's production baseline may use only earlier seasons, while the price per win is estimated partly from contracts signed later. Using that price across the historical sample assumes a sufficiently stable market relationship. The resulting value is conditional on that common benchmark.</w:t>
+      </w:r>
+    </w:p>
+    <w:p>
+      <w:pPr>
+        <w:spacing w:after="200"/>
+        <w:jc w:val="left"/>
+      </w:pPr>
+      <w:r>
+        <w:t>The completed aging-era check asks a narrower question: did the observed pattern of aging differ between early and late periods? It compares the same player's change in WAR per 82 games from one age to the next, then groups those changes by age and position. The periods are 2007-2015 and 2016-2025. The exit model still lacks an equivalent split-period check.</w:t>
+      </w:r>
+    </w:p>
+    <w:p>
+      <w:pPr>
+        <w:spacing w:after="200"/>
+        <w:jc w:val="left"/>
+      </w:pPr>
+      <w:r>
+        <w:t>Differences were detected at none of sixteen forward ages and one of sixteen defence ages. This provides little evidence of an era difference in the measured aging pattern, although small samples can hide real changes. The proposed second comparison of fitted pooled age profiles was never implemented. The reported counts concern observed changes only, and do not quantify the effect of full-panel estimation on historical valuations.</w:t>
+      </w:r>
+    </w:p>
+    <w:p>
+      <w:pPr>
+        <w:spacing w:after="200"/>
+        <w:jc w:val="left"/>
+      </w:pPr>
+      <w:r>
+        <w:t>The Game Value shot model was evaluated on held-out seasons, then refitted on all regular-season data to generate the expected goals used in the metric. Its reported 58.3% team-season agreement is therefore measured within the historical sample, not on wholly unseen games. Fitting adjusted Game Value separately for each season still uses that shared shot model.</w:t>
       </w:r>
     </w:p>
     <w:p>
@@ -128,43 +137,43 @@
         <w:jc w:val="left"/>
       </w:pPr>
       <w:r>
-        <w:t>Game Value provides a production check outside the salary-based price equation. It starts from expected goals rather than simply reallocating the actual scoreboard. Comparing it with actual team results is therefore informative, despite the shared-sample qualification above.</w:t>
-      </w:r>
-    </w:p>
-    <w:p>
-      <w:pPr>
-        <w:spacing w:after="200"/>
-        <w:jc w:val="left"/>
-      </w:pPr>
-      <w:r>
-        <w:t>The player-level comparison asks whether the production estimates agree with that alternative measure. Both sides are expressed in wins. No dollar price enters, so agreement cannot validate the amount paid per win. It also does not prove that either measure captures every part of a player's contribution.</w:t>
-      </w:r>
-    </w:p>
-    <w:p>
-      <w:pPr>
-        <w:spacing w:after="200"/>
-        <w:jc w:val="left"/>
-      </w:pPr>
-      <w:r>
-        <w:t>There are therefore two separate questions. Does the projection track a player's subsequent hockey contribution? And what cap price does the market attach to that contribution? Agreement with Game Value helps with the first. The salary regression supplies the second. A model can rank production well and still overprice a win, misstate contract costs, or omit a valuable contractual right. The completed trade comparison must retain that separation rather than treating a production check as validation of every dollar in the valuation.</w:t>
-      </w:r>
-    </w:p>
-    <w:p>
-      <w:pPr>
-        <w:spacing w:after="200"/>
-        <w:jc w:val="left"/>
-      </w:pPr>
-      <w:r>
-        <w:t>Agreement is stronger for forwards than for defencemen. The defensive gap limits the check; it does not establish by itself whether Bacon overstates defence or Game Value misses it. The raw and adjusted Game Value variants also share inputs, so agreement with both is not equivalent to passing two wholly independent tests.</w:t>
-      </w:r>
-    </w:p>
-    <w:p>
-      <w:pPr>
-        <w:spacing w:after="200"/>
-        <w:jc w:val="left"/>
-      </w:pPr>
-      <w:r>
-        <w:t>The circularity robustness work is complete. The optional unrun legs belong to the separate contract-length test. Keeping those statuses distinct avoids presenting finished validation as unfinished, or an unrun extension as evidence already obtained.</w:t>
+        <w:t>Game Value supplies a check using a different production measure from the one behind the salary equation. It credits expected goals from scoring chances rather than simply dividing actual scoreboard goals among players. Agreement with actual team results is informative because the metric's accounting does not force it. The shared shot-model sample remains a limitation on interpreting that agreement as unseen-game performance.</w:t>
+      </w:r>
+    </w:p>
+    <w:p>
+      <w:pPr>
+        <w:spacing w:after="200"/>
+        <w:jc w:val="left"/>
+      </w:pPr>
+      <w:r>
+        <w:t>The player-level check compares the trailing WAR baseline for season t with adjusted Game Value produced during season t, with a separate comparison to Game Value in t+1. Both sides are in wins, so the test asks whether the baseline tracks later hockey contribution. It does not test the dollar price per win or the full multi-year aging projection.</w:t>
+      </w:r>
+    </w:p>
+    <w:p>
+      <w:pPr>
+        <w:spacing w:after="200"/>
+        <w:jc w:val="left"/>
+      </w:pPr>
+      <w:r>
+        <w:t>Production forecasting and salary estimation answer different questions. The first asks what a player will contribute; the second asks what the market pays for that contribution. Agreement with Game Value supports the production comparison. A contract valuation can still be wrong because its price per win, projected costs, or treatment of control rights is wrong.</w:t>
+      </w:r>
+    </w:p>
+    <w:p>
+      <w:pPr>
+        <w:spacing w:after="200"/>
+        <w:jc w:val="left"/>
+      </w:pPr>
+      <w:r>
+        <w:t>Agreement is stronger for forwards than for defencemen. The comparison alone cannot tell whether that gap comes from Bacon's defensive measure, Game Value, or both. The raw and adjusted Game Value variants also share inputs, so their agreement provides less independent evidence than two measures built from separate data.</w:t>
+      </w:r>
+    </w:p>
+    <w:p>
+      <w:pPr>
+        <w:spacing w:after="200"/>
+        <w:jc w:val="left"/>
+      </w:pPr>
+      <w:r>
+        <w:t>The circularity robustness work is complete. The optional unrun raw-Game-Value checks belong to the separate contract-length test described below.</w:t>
       </w:r>
     </w:p>
     <w:p>
@@ -183,25 +192,34 @@
         <w:jc w:val="left"/>
       </w:pPr>
       <w:r>
-        <w:t>Long contracts for young, improving players often look expensive under the model. The trailing baseline helps explain why: it responds slowly to a breakout, while a club may sign the player because it expects further improvement. Diagnostics also found residual gaps after allowing for some under-forecasting. Those gaps are candidates for further study, not a clean estimate of a cost-certainty premium. Team fit, private information, and remaining projection error can produce the same pattern.</w:t>
-      </w:r>
-    </w:p>
-    <w:p>
-      <w:pPr>
-        <w:spacing w:after="200"/>
-        <w:jc w:val="left"/>
-      </w:pPr>
-      <w:r>
-        <w:t>The July diagnostic focused on 41 contracts for players aged 23.5 or younger at valuation, with terms of at least six years. It reported a median modeled NPV near -$20.6 million, with roughly $6 million to $8 million per deal attributed to under-forecasting. These are results from that diagnostic's specification and valuation vintage, not a new estimate on the final trade sample. They establish the scale of the pattern worth investigating. Subtracting an estimated forecast gap from a contract residual does not identify the economic cause of the remainder.</w:t>
-      </w:r>
-    </w:p>
-    <w:p>
-      <w:pPr>
-        <w:spacing w:after="200"/>
-        <w:jc w:val="left"/>
-      </w:pPr>
-      <w:r>
-        <w:t>Several proposed projection changes, including recent trajectory and different treatment of short histories, did not improve the recorded held-out comparisons. That is a reason not to adjust the forecast simply until these contracts look reasonable. It also does not establish that the remaining forecast is unbiased for this particular subgroup: overall prediction accuracy and conditional accuracy for young long-term signings are different tests.</w:t>
+        <w:t>Young players on long contracts often have negative modeled surplus. A trailing baseline can contribute to this pattern by responding slowly to a breakout that the club already expects to continue. The July diagnostics estimated how much of the gap could be attributed to under-forecasting. Remaining differences could reflect team fit, private information, costs, or further prediction error.</w:t>
+      </w:r>
+    </w:p>
+    <w:p>
+      <w:pPr>
+        <w:spacing w:after="200"/>
+        <w:jc w:val="left"/>
+      </w:pPr>
+      <w:r>
+        <w:t>The diagnostic covered 41 contracts with terms of at least six years and players aged 23.5 or younger at valuation. Median modeled NPV was about -$20.6 million, with roughly $6 million to $8 million per deal attributed to under-forecasting. These figures describe that diagnostic's specification and vintage. Subtracting the estimated forecast gap leaves a residual, but does not identify its cause as a cost-certainty premium.</w:t>
+      </w:r>
+    </w:p>
+    <w:p>
+      <w:pPr>
+        <w:spacing w:after="200"/>
+        <w:jc w:val="left"/>
+      </w:pPr>
+      <w:r>
+        <w:t>Tests of proposed projection changes, including recent trajectory and short-history treatment, did not improve the evaluated forecasts overall. The relevant next question is whether forecast errors remain systematically different for young players signing long contracts. Average accuracy across all players cannot answer that subgroup question.</w:t>
+      </w:r>
+    </w:p>
+    <w:p>
+      <w:pPr>
+        <w:spacing w:after="200"/>
+        <w:jc w:val="left"/>
+      </w:pPr>
+      <w:r>
+        <w:t>The separate contract-length test compared subsequent annual adjusted Game Value across contracts of different lengths while controlling for the trailing production baseline. For 1,781 contracts over a three-season horizon, the pooled coefficient was -0.0135 wins per season per additional year of term, with a 95% interval from -0.0360 to +0.0089. The model therefore applied no positive pooled value-side adjustment. The forward subgroup had a small positive estimate, +0.0273 with an interval from +0.0028 to +0.0518. This result has not been adopted as a separate forward adjustment. The test measures a production association, not the market price of contractual flexibility or certainty.</w:t>
       </w:r>
     </w:p>
     <w:p>
@@ -219,34 +237,34 @@
         <w:jc w:val="left"/>
       </w:pPr>
       <w:r>
-        <w:t>The exploratory fit used 2,468 contracts with unprorated baselines and only 34 stars, defined at 3.5 trailing wins. The current pricing sample has 2,349 contracts with the schedule adjustment described in Document 2. The estimated star-RFA difference was an interaction: it concerned the combination of star quality and RFA status, rather than a general reduction for every RFA. That distinction can matter even when an earlier pooled RFA/UFA comparison found little difference overall.</w:t>
-      </w:r>
-    </w:p>
-    <w:p>
-      <w:pPr>
-        <w:spacing w:after="200"/>
-        <w:jc w:val="left"/>
-      </w:pPr>
-      <w:r>
-        <w:t>The own-club result was a level difference rather than an additional price per win. A fixed dollar difference is proportionally larger for a middle-priced contract than for a star contract, which gives the finding a different implication from a star-specific effect. However, players who re-sign are selected: the club and player have already chosen to continue their relationship. A refit can establish whether the association survives the corrected sample; it will not by itself turn that association into a causal premium.</w:t>
-      </w:r>
-    </w:p>
-    <w:p>
-      <w:pPr>
-        <w:spacing w:after="200"/>
-        <w:jc w:val="left"/>
-      </w:pPr>
-      <w:r>
-        <w:t>A within-market pay difference is distinct from a claim that all stars are underpaid. The current price equation is itself estimated from salaries. If a league-wide force depresses star pay, it can depress the fitted benchmark too. Salary residuals alone cannot recover the missing level of value.</w:t>
-      </w:r>
-    </w:p>
-    <w:p>
-      <w:pPr>
-        <w:spacing w:after="200"/>
-        <w:jc w:val="left"/>
-      </w:pPr>
-      <w:r>
-        <w:t>Completed trades create another selection problem. They show exchanges that both clubs accepted, not every offer considered or rejected. Players traded and players retained can differ for reasons the data do not capture. A pattern within completed trades must therefore be interpreted within that selected market, rather than generalized automatically to all assets or opportunities.</w:t>
+        <w:t>The exploratory salary fit used 2,468 contracts with unprorated baselines and 34 stars, defined using a threshold of 3.5 trailing wins. The current pricing sample has 2,349 contracts and adjusts the shortened schedules. The star-RFA term measured whether the combination of star quality and RFA status was associated with pay beyond their separate effects. It asks a different question from whether all RFAs and UFAs need separate price equations.</w:t>
+      </w:r>
+    </w:p>
+    <w:p>
+      <w:pPr>
+        <w:spacing w:after="200"/>
+        <w:jc w:val="left"/>
+      </w:pPr>
+      <w:r>
+        <w:t>The own-club result was an estimated addition to the price level, rather than an extra price per win. Such an addition is proportionally larger for a middle-priced contract than for a star contract. Players who re-sign are also selected: both sides have chosen to continue the relationship. Repeating the test on the current sample would establish whether the association persists, while a causal interpretation would still require separating that selection from the effect of staying with the club.</w:t>
+      </w:r>
+    </w:p>
+    <w:p>
+      <w:pPr>
+        <w:spacing w:after="200"/>
+        <w:jc w:val="left"/>
+      </w:pPr>
+      <w:r>
+        <w:t>A salary-based benchmark can identify differences within the observed market while missing a league-wide distortion. If all stars were paid less than their broader economic contribution, that lower pay could also enter the estimated price equation. Comparing salaries with a benchmark fitted from those same salaries cannot recover the missing league-wide value.</w:t>
+      </w:r>
+    </w:p>
+    <w:p>
+      <w:pPr>
+        <w:spacing w:after="200"/>
+        <w:jc w:val="left"/>
+      </w:pPr>
+      <w:r>
+        <w:t>The trade sample includes accepted exchanges. It excludes offers that were rejected and assets that clubs chose to keep. Those groups may differ in ways the data do not capture, so the analysis will describe pricing patterns among completed trades rather than all possible transactions.</w:t>
       </w:r>
     </w:p>
     <w:p>
@@ -292,25 +310,25 @@
         <w:jc w:val="left"/>
       </w:pPr>
       <w:r>
-        <w:t>The proposed ratio statistic therefore needs a deliberate review of orientation, negative packages, and the null against which it will be tested. This is an unresolved design issue, not a change already made to the model. A finding of no systematic difference remains possible, but failure to detect a pattern would need to be read alongside sample size and the number of categories tested.</w:t>
-      </w:r>
-    </w:p>
-    <w:p>
-      <w:pPr>
-        <w:spacing w:after="200"/>
-        <w:jc w:val="left"/>
-      </w:pPr>
-      <w:r>
-        <w:t>A dollar difference avoids division by a near-zero quantity but still requires a way to compare small and large trades. A normalized difference or a model of both package values introduces other choices about scale and negative values. Those alternatives need to be evaluated against the economic question before selecting a statistic; none is being adopted here. The uncertainty calculation also needs to allow for shared inputs, because both sides depend on the same market rate and many trades use the same draft bands.</w:t>
-      </w:r>
-    </w:p>
-    <w:p>
-      <w:pPr>
-        <w:spacing w:after="200"/>
-        <w:jc w:val="left"/>
-      </w:pPr>
-      <w:r>
-        <w:t>Trade-date player values also require the unfinished mid-season allocation. The intended Game Value split has not been applied to the back-test, and signed season totals need explicit handling before they can serve as allocation denominators.</w:t>
+        <w:t>Before using a surplus ratio, the study needs to specify which package goes in the denominator, how to handle zero or negative surplus, and what distribution represents no systematic imbalance. An average ratio of one is not justified by treating both clubs symmetrically. These choices remain unresolved.</w:t>
+      </w:r>
+    </w:p>
+    <w:p>
+      <w:pPr>
+        <w:spacing w:after="200"/>
+        <w:jc w:val="left"/>
+      </w:pPr>
+      <w:r>
+        <w:t>A dollar difference avoids dividing by a near-zero surplus. It still needs a scale for comparing small and large deals: a $1 million gap may matter differently in each. A normalized difference or a model of both package values would make other assumptions about that scale. No replacement statistic has been selected. Uncertainty must also account for shared inputs, such as the price per win and draft-band values used on both sides.</w:t>
+      </w:r>
+    </w:p>
+    <w:p>
+      <w:pPr>
+        <w:spacing w:after="200"/>
+        <w:jc w:val="left"/>
+      </w:pPr>
+      <w:r>
+        <w:t>The Game Value allocation of season production across team stints has not been applied to the back-test. It also needs rules for near-zero season totals and stints with opposite signs. Dividing by a small signed total can produce extreme or negative shares, which cannot be interpreted as ordinary percentages of a season.</w:t>
       </w:r>
     </w:p>
     <w:p>
@@ -329,34 +347,34 @@
         <w:jc w:val="left"/>
       </w:pPr>
       <w:r>
-        <w:t>The draft curve sets post-entry-level surplus to zero. Where later contracts produce positive surplus, that lowers estimated pick value. Maximum entry-level costs can lower it further for players who actually signed below the maximum, while omitted bonus costs can raise it. The short-appearance treatment scales costs without similarly scaling the price intercept. These effects do not all point in one direction.</w:t>
-      </w:r>
-    </w:p>
-    <w:p>
-      <w:pPr>
-        <w:spacing w:after="200"/>
-        <w:jc w:val="left"/>
-      </w:pPr>
-      <w:r>
-        <w:t>The Rule B draft sensitivity contains a separate pricing mismatch: defence production uses the defence slope, but trailing cost uses the forward slope. Its reported difference from Rule A cannot yet be treated as a clean measure of the cost assumption. The primary curve is unaffected by that particular calculation.</w:t>
-      </w:r>
-    </w:p>
-    <w:p>
-      <w:pPr>
-        <w:spacing w:after="200"/>
-        <w:jc w:val="left"/>
-      </w:pPr>
-      <w:r>
-        <w:t>Player survival reduces production value while signed costs continue. This lowers surplus where actual departure would bring cap relief. Temporary absences counted as exits can also reduce projected continuation too far. Conversely, strong rebound rates among surviving low-value players cannot establish recovery rates for all such players. The exit model observes next-season absence directly, so that survivor-only rebound evidence does not, by itself, show that exit probabilities are understated.</w:t>
-      </w:r>
-    </w:p>
-    <w:p>
-      <w:pPr>
-        <w:spacing w:after="200"/>
-        <w:jc w:val="left"/>
-      </w:pPr>
-      <w:r>
-        <w:t>RFA control value depends on qualifying offers as a cost proxy and on incomplete salary histories. Goalies use a different pricing estimator and lack some skater adjustments. Forecast uncertainty receives a floor correction in projected skater contract years, but not in terminal or goalie values. These differences belong in comparisons between asset groups, rather than being absorbed silently into a mispricing residual.</w:t>
+        <w:t>The draft estimate depends on several cost assumptions. Setting post-entry-level surplus to zero omits later positive surplus. Maximum entry-level costs lower the estimate for players who signed below the maximum, while omitted bonuses can raise it. During short appearances before the modeled entry-level period is exhausted, the cost is prorated but the price intercept is not. There is no single direction for these effects together.</w:t>
+      </w:r>
+    </w:p>
+    <w:p>
+      <w:pPr>
+        <w:spacing w:after="200"/>
+        <w:jc w:val="left"/>
+      </w:pPr>
+      <w:r>
+        <w:t>Rule B, the alternative post-entry-level cost calculation, prices defence production with the defence slope but trailing cost with the forward slope. Even unchanged production can then show a surplus. The primary Rule A curve is unaffected, but Rule B needs correction before its difference can be read as the effect of the cost assumption.</w:t>
+      </w:r>
+    </w:p>
+    <w:p>
+      <w:pPr>
+        <w:spacing w:after="200"/>
+        <w:jc w:val="left"/>
+      </w:pPr>
+      <w:r>
+        <w:t>During signed contract years, survival reduces production value while the cap cost continues. This understates surplus where a departure would actually bring cap relief. Temporary absences treated as permanent exits can also reduce continuation too far. Evidence that low-value players rebound among those who keep playing does not determine the exit rate of the full group; the exit model separately counts next-season absences.</w:t>
+      </w:r>
+    </w:p>
+    <w:p>
+      <w:pPr>
+        <w:spacing w:after="200"/>
+        <w:jc w:val="left"/>
+      </w:pPr>
+      <w:r>
+        <w:t>Control-year values use qualifying offers as cost estimates and a separate chain of qualification probabilities. That chain starts at one before the first control year, without carrying forward survival accumulated during the signed contract. Its treatment of departures before expiry needs checking. Other differences also affect comparisons: terminal and goalie values lack the forecast-uncertainty floor correction used in skater contract years, and goalies use an older price estimator and no skater qualification adjustment.</w:t>
       </w:r>
     </w:p>
     <w:p>
@@ -375,34 +393,34 @@
         <w:jc w:val="left"/>
       </w:pPr>
       <w:r>
-        <w:t>The code contains checks for known failure points: reproducing locked pricing results, reconciling Game Value credits and debits, and preventing identifier-only joins when names disagree. The September 9 rerun reproduced the player outputs and draft curve after migration, and the outstanding contract-length test was completed. Reproduction confirms that the current files generate the recorded results. It does not establish that the assumptions are right or that every source record is correct.</w:t>
-      </w:r>
-    </w:p>
-    <w:p>
-      <w:pPr>
-        <w:spacing w:after="200"/>
-        <w:jc w:val="left"/>
-      </w:pPr>
-      <w:r>
-        <w:t>The pricing checks rebuild earlier locked specifications before applying later changes. The skater projection also checks that its valuation-season result agrees with the observed-season layer. These checks catch input drift, inconsistent coefficients, and broken handoffs between steps. Content hashes distinguish regenerated files from stale copies even when their sizes happen to match. None of those checks substitutes for testing a new assumption against outcomes.</w:t>
-      </w:r>
-    </w:p>
-    <w:p>
-      <w:pPr>
-        <w:spacing w:after="200"/>
-        <w:jc w:val="left"/>
-      </w:pPr>
-      <w:r>
-        <w:t>The next empirical checks follow from the intended claim: historical fitting windows for information exposure, sensible perturbations of thresholds and costs, completed asset coverage, and outcome comparisons with enough observations to detect economically meaningful differences. The split between forwards and defencemen, the different goalie treatment, and the sparse sample of certain trade types need to remain visible in those results. Pooling them can make the overall estimate appear more settled than the underlying evidence.</w:t>
-      </w:r>
-    </w:p>
-    <w:p>
-      <w:pPr>
-        <w:spacing w:after="200"/>
-        <w:jc w:val="left"/>
-      </w:pPr>
-      <w:r>
-        <w:t>The remaining empirical question is whether pricing patterns survive those limitations and the unfinished trade construction. The contribution is a common surplus-dollar framework across assets. Evidence of systematic mispricing has to come from the completed comparison, rather than from the fact that the framework produces different values for the two sides of a trade.</w:t>
+        <w:t>The September 9 rerun reproduced the player outputs and draft curve after migration, and the contract-length test was completed. These checks establish that the code reproduced the stated calculations and results. They address implementation consistency; the forecasting tests and sensitivity comparisons address whether particular model choices work well.</w:t>
+      </w:r>
+    </w:p>
+    <w:p>
+      <w:pPr>
+        <w:spacing w:after="200"/>
+        <w:jc w:val="left"/>
+      </w:pPr>
+      <w:r>
+        <w:t>The implementation checks include reproducing earlier locked price equations, reconciling Game Value credits and debits, and requiring the skater projection to match the starting valuation layer. These catch inconsistent coefficients, input drift, and broken links between calculation steps. They cannot establish that a source record is correct or that a modeling assumption fits the economic question.</w:t>
+      </w:r>
+    </w:p>
+    <w:p>
+      <w:pPr>
+        <w:spacing w:after="200"/>
+        <w:jc w:val="left"/>
+      </w:pPr>
+      <w:r>
+        <w:t>The next tests need to address specific uncertainties: compare historical valuations with estimates fitted only on earlier data; vary important thresholds and cost assumptions; finish pricing the missing assets; and assess outcomes separately for groups with different measurement quality. The sample must also be large enough to detect differences that matter economically. A pooled result can conceal weaker evidence for defencemen, goalies, or uncommon trade types.</w:t>
+      </w:r>
+    </w:p>
+    <w:p>
+      <w:pPr>
+        <w:spacing w:after="200"/>
+        <w:jc w:val="left"/>
+      </w:pPr>
+      <w:r>
+        <w:t>The contribution is a framework that expresses all three asset classes in surplus dollars. Evidence of systematic mispricing will depend on the completed trade comparison and whether its patterns survive the measurement, information, and selection limits described here.</w:t>
       </w:r>
     </w:p>
     <w:sectPr>
